--- a/zht/docx/114.content.docx
+++ b/zht/docx/114.content.docx
@@ -150,26 +150,6 @@
           <w:lang w:val="zh_TW" w:bidi="zh_TW"/>
         </w:rPr>
         <w:t>zi</w:t>
-      </w:r>
-      <w:r>
-        <w:rPr>
-          <w:lang w:val="zh_TW" w:bidi="zh_TW"/>
-        </w:rPr>
-      </w:r>
-    </w:p>
-    <w:p>
-      <w:pPr/>
-      <w:r>
-        <w:rPr>
-          <w:lang w:val="zh_TW" w:bidi="zh_TW"/>
-        </w:rPr>
-      </w:r>
-      <w:r>
-        <w:rPr>
-          <w:i/>
-          <w:lang w:val="zh_TW" w:bidi="zh_TW"/>
-        </w:rPr>
-        <w:t>自然啟示</w:t>
       </w:r>
       <w:r>
         <w:rPr>

--- a/zht/docx/114.content.docx
+++ b/zht/docx/114.content.docx
@@ -19,7 +19,7 @@
         <w:rPr>
           <w:lang w:val="zh_TW" w:bidi="zh_TW"/>
         </w:rPr>
-        <w:t>Resource: Study Notes - Themes (Tyndale)</w:t>
+        <w:t>Resource: Tyndale Open Study Notes</w:t>
       </w:r>
       <w:r>
         <w:rPr>
@@ -112,7 +112,7 @@
         <w:rPr>
           <w:lang w:val="zh_TW" w:bidi="zh_TW"/>
         </w:rPr>
-        <w:t>Study Notes - Themes (Tyndale)</w:t>
+        <w:t>Tyndale Open Study Notes</w:t>
       </w:r>
     </w:p>
     <w:p>

--- a/zht/docx/114.content.docx
+++ b/zht/docx/114.content.docx
@@ -19,7 +19,7 @@
         <w:rPr>
           <w:lang w:val="zh_TW" w:bidi="zh_TW"/>
         </w:rPr>
-        <w:t>Resource: Tyndale Open Study Notes</w:t>
+        <w:t>Resource: Aquifer Open Study Notes (Themes)</w:t>
       </w:r>
       <w:r>
         <w:rPr>
@@ -112,7 +112,7 @@
         <w:rPr>
           <w:lang w:val="zh_TW" w:bidi="zh_TW"/>
         </w:rPr>
-        <w:t>Tyndale Open Study Notes</w:t>
+        <w:t>Aquifer Open Study Notes (Themes)</w:t>
       </w:r>
     </w:p>
     <w:p>

--- a/zht/docx/114.content.docx
+++ b/zht/docx/114.content.docx
@@ -283,36 +283,24 @@
         </w:rPr>
         <w:t>，因為是神向所有人顯明的）間接向人說話。這種啟示透過神所創造的大自然展現出來。例如，</w:t>
       </w:r>
-      <w:hyperlink r:id="rId13">
-        <w:r>
-          <w:rPr>
-            <w:lang w:val="zh_TW" w:bidi="zh_TW"/>
-          </w:rPr>
-          <w:rPr>
-            <w:color w:val="0000EE"/>
-            <w:u w:val="single"/>
-          </w:rPr>
-          <w:t>詩篇十九篇</w:t>
-        </w:r>
-      </w:hyperlink>
+      <w:r>
+        <w:rPr>
+          <w:lang w:val="zh_TW" w:bidi="zh_TW"/>
+        </w:rPr>
+        <w:t>詩篇十九篇</w:t>
+      </w:r>
       <w:r>
         <w:rPr>
           <w:lang w:val="zh_TW" w:bidi="zh_TW"/>
         </w:rPr>
         <w:t>指出，神藉著祂的創造，使世上所有人都能認識祂（見</w:t>
       </w:r>
-      <w:hyperlink r:id="rId14">
-        <w:r>
-          <w:rPr>
-            <w:lang w:val="zh_TW" w:bidi="zh_TW"/>
-          </w:rPr>
-          <w:rPr>
-            <w:color w:val="0000EE"/>
-            <w:u w:val="single"/>
-          </w:rPr>
-          <w:t>詩19:1–4</w:t>
-        </w:r>
-      </w:hyperlink>
+      <w:r>
+        <w:rPr>
+          <w:lang w:val="zh_TW" w:bidi="zh_TW"/>
+        </w:rPr>
+        <w:t>詩19:1–4</w:t>
+      </w:r>
       <w:r>
         <w:rPr>
           <w:lang w:val="zh_TW" w:bidi="zh_TW"/>
@@ -333,18 +321,12 @@
         </w:rPr>
         <w:t>然而，不是所有人都會積極回應神的啟示。保羅在</w:t>
       </w:r>
-      <w:hyperlink r:id="rId15">
-        <w:r>
-          <w:rPr>
-            <w:lang w:val="zh_TW" w:bidi="zh_TW"/>
-          </w:rPr>
-          <w:rPr>
-            <w:color w:val="0000EE"/>
-            <w:u w:val="single"/>
-          </w:rPr>
-          <w:t>羅馬書一章3節</w:t>
-        </w:r>
-      </w:hyperlink>
+      <w:r>
+        <w:rPr>
+          <w:lang w:val="zh_TW" w:bidi="zh_TW"/>
+        </w:rPr>
+        <w:t>羅馬書一章3節</w:t>
+      </w:r>
       <w:r>
         <w:rPr>
           <w:lang w:val="zh_TW" w:bidi="zh_TW"/>
@@ -363,18 +345,12 @@
         </w:rPr>
         <w:t>認識的神。若沒有神的恩典，自然啟示只會定人的罪。正如保羅在</w:t>
       </w:r>
-      <w:hyperlink r:id="rId16">
-        <w:r>
-          <w:rPr>
-            <w:lang w:val="zh_TW" w:bidi="zh_TW"/>
-          </w:rPr>
-          <w:rPr>
-            <w:color w:val="0000EE"/>
-            <w:u w:val="single"/>
-          </w:rPr>
-          <w:t>一章20節</w:t>
-        </w:r>
-      </w:hyperlink>
+      <w:r>
+        <w:rPr>
+          <w:lang w:val="zh_TW" w:bidi="zh_TW"/>
+        </w:rPr>
+        <w:t>一章20節</w:t>
+      </w:r>
       <w:r>
         <w:rPr>
           <w:lang w:val="zh_TW" w:bidi="zh_TW"/>
@@ -395,18 +371,12 @@
         </w:rPr>
         <w:t>神仍然能使用衪的創造，引導人認識祂是唯一的真神。當神的恩典臨到，並透過自然啟示動工時，這世界的美麗與精妙就能激發人尋求造物主。保羅在雅典講道時，正是從自然啟示出發，引介耶穌的福音（</w:t>
       </w:r>
-      <w:hyperlink r:id="rId17">
-        <w:r>
-          <w:rPr>
-            <w:lang w:val="zh_TW" w:bidi="zh_TW"/>
-          </w:rPr>
-          <w:rPr>
-            <w:color w:val="0000EE"/>
-            <w:u w:val="single"/>
-          </w:rPr>
-          <w:t>徒17:16–31</w:t>
-        </w:r>
-      </w:hyperlink>
+      <w:r>
+        <w:rPr>
+          <w:lang w:val="zh_TW" w:bidi="zh_TW"/>
+        </w:rPr>
+        <w:t>徒17:16–31</w:t>
+      </w:r>
       <w:r>
         <w:rPr>
           <w:lang w:val="zh_TW" w:bidi="zh_TW"/>
@@ -436,72 +406,48 @@
           <w:lang w:val="zh_TW" w:bidi="zh_TW"/>
         </w:rPr>
       </w:r>
-      <w:hyperlink r:id="rId14">
-        <w:r>
-          <w:rPr>
-            <w:lang w:val="zh_TW" w:bidi="zh_TW"/>
-          </w:rPr>
-          <w:rPr>
-            <w:color w:val="0000EE"/>
-            <w:u w:val="single"/>
-          </w:rPr>
-          <w:t>詩19:1–4</w:t>
-        </w:r>
-      </w:hyperlink>
+      <w:r>
+        <w:rPr>
+          <w:lang w:val="zh_TW" w:bidi="zh_TW"/>
+        </w:rPr>
+        <w:t>詩19:1–4</w:t>
+      </w:r>
       <w:r>
         <w:rPr>
           <w:lang w:val="zh_TW" w:bidi="zh_TW"/>
         </w:rPr>
         <w:t>；</w:t>
       </w:r>
-      <w:hyperlink r:id="rId18">
-        <w:r>
-          <w:rPr>
-            <w:lang w:val="zh_TW" w:bidi="zh_TW"/>
-          </w:rPr>
-          <w:rPr>
-            <w:color w:val="0000EE"/>
-            <w:u w:val="single"/>
-          </w:rPr>
-          <w:t>徒14:15–17</w:t>
-        </w:r>
-      </w:hyperlink>
+      <w:r>
+        <w:rPr>
+          <w:lang w:val="zh_TW" w:bidi="zh_TW"/>
+        </w:rPr>
+        <w:t>徒14:15–17</w:t>
+      </w:r>
       <w:r>
         <w:rPr>
           <w:lang w:val="zh_TW" w:bidi="zh_TW"/>
         </w:rPr>
         <w:t>；</w:t>
       </w:r>
-      <w:hyperlink r:id="rId19">
-        <w:r>
-          <w:rPr>
-            <w:lang w:val="zh_TW" w:bidi="zh_TW"/>
-          </w:rPr>
-          <w:rPr>
-            <w:color w:val="0000EE"/>
-            <w:u w:val="single"/>
-          </w:rPr>
-          <w:t>徒17:24–29</w:t>
-        </w:r>
-      </w:hyperlink>
+      <w:r>
+        <w:rPr>
+          <w:lang w:val="zh_TW" w:bidi="zh_TW"/>
+        </w:rPr>
+        <w:t>徒17:24–29</w:t>
+      </w:r>
       <w:r>
         <w:rPr>
           <w:lang w:val="zh_TW" w:bidi="zh_TW"/>
         </w:rPr>
         <w:t>；</w:t>
       </w:r>
-      <w:hyperlink r:id="rId20">
-        <w:r>
-          <w:rPr>
-            <w:lang w:val="zh_TW" w:bidi="zh_TW"/>
-          </w:rPr>
-          <w:rPr>
-            <w:color w:val="0000EE"/>
-            <w:u w:val="single"/>
-          </w:rPr>
-          <w:t>羅1:19–21</w:t>
-        </w:r>
-      </w:hyperlink>
+      <w:r>
+        <w:rPr>
+          <w:lang w:val="zh_TW" w:bidi="zh_TW"/>
+        </w:rPr>
+        <w:t>羅1:19–21</w:t>
+      </w:r>
       <w:r>
         <w:rPr>
           <w:lang w:val="zh_TW" w:bidi="zh_TW"/>
